--- a/docs/GeoARK-Status-Report-2026-09-03.docx
+++ b/docs/GeoARK-Status-Report-2026-09-03.docx
@@ -3599,6 +3599,33 @@
       </w:pPr>
     </w:p>
     <w:p>
+      <w:pPr>
+        <w:pStyle w:val="Heading2"/>
+      </w:pPr>
+      <w:r>
+        <w:t>Two measures from one question</w:t>
+      </w:r>
+    </w:p>
+    <w:p>
+      <w:r>
+        <w:t>"Show me population and poverty rates" now returns both, as one analysis with two numbers per county. This was answerable all along and the answer was being discarded: the combine step had always computed the second column, and the final query listed only the first, so a two-attribute question silently became a one-attribute map. Both numbers appear together on hover, either can drive the map color, and both travel into every export.</w:t>
+      </w:r>
+    </w:p>
+    <w:p>
+      <w:r>
+        <w:t xml:space="preserve">Measured: "total population and poverty rate for each county" returns Los Angeles at 10,040,682 people and 14.0% poverty. Worth noting is what came with it, because it is the same weakness as the one consistent planner failure: that result covers </w:t>
+      </w:r>
+      <w:r>
+        <w:rPr>
+          <w:b/>
+        </w:rPr>
+        <w:t>1,524 counties, not 3,220</w:t>
+      </w:r>
+      <w:r>
+        <w:t>, because retrieval picked a population attribute whose source table only covers 1,524. Nothing was lost in the combine. A plausible attribute with quietly narrow coverage was chosen over a complete one.</w:t>
+      </w:r>
+    </w:p>
+    <w:p>
       <w:r>
         <w:rPr>
           <w:rFonts w:ascii="Consolas" w:hAnsi="Consolas"/>
@@ -4702,7 +4729,7 @@
     </w:p>
     <w:p>
       <w:r>
-        <w:t>Current work is uncommitted: 43 tracked files modified and 39 new files, roughly 4,000 lines added.</w:t>
+        <w:t>The named-boundary work described above is committed. The interface work listed below it is in the working tree, covering ten modified files and four new ones.</w:t>
       </w:r>
     </w:p>
     <w:sectPr>
